--- a/Lab/14-S2-2025-SEDQ/salida/porcentajes_grupos_poblacion_v1_1.docx
+++ b/Lab/14-S2-2025-SEDQ/salida/porcentajes_grupos_poblacion_v1_1.docx
@@ -53,18 +53,18 @@
         <w:br/>
       </w:r>
       <w:r>
-        <w:t xml:space="preserve">En un muestra preliminar de 360 personas, el 35% de estas tiene computador propio. Se va a incrementar el muestra preliminar hasta completar un estudio completo de 700 personas, de manera que, en este estudio completo, el porcentaje de personas que tengan computador propio en sus hogares sea del 40%.</w:t>
-      </w:r>
-    </w:p>
-    <w:p>
-      <w:pPr>
-        <w:numPr>
-          <w:ilvl w:val="0"/>
-          <w:numId w:val="1000"/>
-        </w:numPr>
-      </w:pPr>
-      <w:r>
-        <w:t xml:space="preserve">Es necesario saber cuántas de las personas que ingresan nuevas deben tener computador propio, y, Como parte del proceso, se se indican los siguientes fases:</w:t>
+        <w:t xml:space="preserve">En un encuesta piloto de 470 personas, el 35% de estas tiene energía solar. Se va a expandir el encuesta piloto hasta completar un población final de 1200 personas, de manera que, en este población final, el porcentaje de personas que tengan energía solar en sus hogares sea del 40%.</w:t>
+      </w:r>
+    </w:p>
+    <w:p>
+      <w:pPr>
+        <w:numPr>
+          <w:ilvl w:val="0"/>
+          <w:numId w:val="1000"/>
+        </w:numPr>
+      </w:pPr>
+      <w:r>
+        <w:t xml:space="preserve">Es necesario saber cuántas de las personas que ingresan nuevas deben tener energía solar, y, Como parte del proceso, se se definen los siguientes operaciones:</w:t>
       </w:r>
     </w:p>
     <w:p>
@@ -108,7 +108,7 @@
         </w:numPr>
       </w:pPr>
       <w:r>
-        <w:t xml:space="preserve">Hallar el 35% del número de personas del muestra preliminar.</w:t>
+        <w:t xml:space="preserve">Hallar el 35% del número de personas del encuesta piloto.</w:t>
       </w:r>
     </w:p>
     <w:p>
@@ -130,7 +130,7 @@
         </w:numPr>
       </w:pPr>
       <w:r>
-        <w:t xml:space="preserve">Hallar el 40% del número de personas del estudio completo de 700 personas.</w:t>
+        <w:t xml:space="preserve">Hallar el 40% del número de personas del población final de 1200 personas.</w:t>
       </w:r>
     </w:p>
     <w:p>
@@ -174,7 +174,7 @@
         </w:numPr>
       </w:pPr>
       <w:r>
-        <w:t xml:space="preserve">2</w:t>
+        <w:t xml:space="preserve">3</w:t>
       </w:r>
     </w:p>
     <w:p>
@@ -185,7 +185,7 @@
         </w:numPr>
       </w:pPr>
       <w:r>
-        <w:t xml:space="preserve">154</w:t>
+        <w:t xml:space="preserve">316</w:t>
       </w:r>
     </w:p>
     <w:p>
@@ -196,7 +196,7 @@
         </w:numPr>
       </w:pPr>
       <w:r>
-        <w:t xml:space="preserve">144</w:t>
+        <w:t xml:space="preserve">60</w:t>
       </w:r>
     </w:p>
     <w:p>
@@ -207,7 +207,7 @@
         </w:numPr>
       </w:pPr>
       <w:r>
-        <w:t xml:space="preserve">406</w:t>
+        <w:t xml:space="preserve">188</w:t>
       </w:r>
     </w:p>
     <w:p>
@@ -238,7 +238,7 @@
           <w:b/>
           <w:bCs/>
         </w:rPr>
-        <w:t xml:space="preserve">154</w:t>
+        <w:t xml:space="preserve">316</w:t>
       </w:r>
       <w:r>
         <w:t xml:space="preserve">.</w:t>
@@ -270,7 +270,7 @@
         <w:t xml:space="preserve">Paso 1</w:t>
       </w:r>
       <w:r>
-        <w:t xml:space="preserve">: Hallar el 35% del número de personas del muestra preliminar.</w:t>
+        <w:t xml:space="preserve">: Hallar el 35% del número de personas del encuesta piloto.</w:t>
       </w:r>
     </w:p>
     <w:p>
@@ -298,7 +298,7 @@
           <m:t> de </m:t>
         </m:r>
         <m:r>
-          <m:t>360</m:t>
+          <m:t>470</m:t>
         </m:r>
         <m:r>
           <m:rPr>
@@ -328,7 +328,7 @@
           <m:t>×</m:t>
         </m:r>
         <m:r>
-          <m:t>360</m:t>
+          <m:t>470</m:t>
         </m:r>
         <m:r>
           <m:rPr>
@@ -337,7 +337,7 @@
           <m:t>=</m:t>
         </m:r>
         <m:r>
-          <m:t>126</m:t>
+          <m:t>164</m:t>
         </m:r>
       </m:oMath>
     </w:p>
@@ -356,7 +356,7 @@
         <w:t xml:space="preserve">Paso 2</w:t>
       </w:r>
       <w:r>
-        <w:t xml:space="preserve">: Hallar el 40% del número de personas del estudio completo de 700 personas.</w:t>
+        <w:t xml:space="preserve">: Hallar el 40% del número de personas del población final de 1200 personas.</w:t>
       </w:r>
     </w:p>
     <w:p>
@@ -384,7 +384,7 @@
           <m:t> de </m:t>
         </m:r>
         <m:r>
-          <m:t>700</m:t>
+          <m:t>1200</m:t>
         </m:r>
         <m:r>
           <m:rPr>
@@ -414,7 +414,7 @@
           <m:t>×</m:t>
         </m:r>
         <m:r>
-          <m:t>700</m:t>
+          <m:t>1200</m:t>
         </m:r>
         <m:r>
           <m:rPr>
@@ -423,7 +423,7 @@
           <m:t>=</m:t>
         </m:r>
         <m:r>
-          <m:t>280</m:t>
+          <m:t>480</m:t>
         </m:r>
       </m:oMath>
     </w:p>
@@ -454,7 +454,7 @@
       </w:pPr>
       <m:oMath>
         <m:r>
-          <m:t>280</m:t>
+          <m:t>480</m:t>
         </m:r>
         <m:r>
           <m:rPr>
@@ -463,7 +463,7 @@
           <m:t>−</m:t>
         </m:r>
         <m:r>
-          <m:t>126</m:t>
+          <m:t>164</m:t>
         </m:r>
         <m:r>
           <m:rPr>
@@ -472,7 +472,7 @@
           <m:t>=</m:t>
         </m:r>
         <m:r>
-          <m:t>154</m:t>
+          <m:t>316</m:t>
         </m:r>
       </m:oMath>
     </w:p>
@@ -484,7 +484,7 @@
         </w:numPr>
       </w:pPr>
       <w:r>
-        <w:t xml:space="preserve">Por lo tanto, se necesitan 154 personas nuevas que tengan computador propio.</w:t>
+        <w:t xml:space="preserve">Por lo tanto, se necesitan 316 personas nuevas que tengan energía solar.</w:t>
       </w:r>
     </w:p>
     <w:p>
@@ -513,7 +513,7 @@
         </w:numPr>
       </w:pPr>
       <w:r>
-        <w:t xml:space="preserve">En el muestra preliminar inicial, hay 126 personas con computador propio (35% de 360).</w:t>
+        <w:t xml:space="preserve">En el encuesta piloto inicial, hay 164 personas con energía solar (35% de 470).</w:t>
       </w:r>
     </w:p>
     <w:p>
@@ -524,7 +524,7 @@
         </w:numPr>
       </w:pPr>
       <w:r>
-        <w:t xml:space="preserve">El número total de personas nuevas es 340.</w:t>
+        <w:t xml:space="preserve">El número total de personas nuevas es 730.</w:t>
       </w:r>
     </w:p>
     <w:p>
@@ -535,7 +535,7 @@
         </w:numPr>
       </w:pPr>
       <w:r>
-        <w:t xml:space="preserve">De estas personas nuevas, 154 deben tener computador propio.</w:t>
+        <w:t xml:space="preserve">De estas personas nuevas, 316 deben tener energía solar.</w:t>
       </w:r>
     </w:p>
     <w:p>
@@ -546,7 +546,7 @@
         </w:numPr>
       </w:pPr>
       <w:r>
-        <w:t xml:space="preserve">Al final, habrá 126 + 154 = 280 personas con computador propio (40% de 700).</w:t>
+        <w:t xml:space="preserve">Al final, habrá 164 + 316 = 480 personas con energía solar (40% de 1200).</w:t>
       </w:r>
     </w:p>
     <w:p>
@@ -611,18 +611,18 @@
         <w:br/>
       </w:r>
       <w:r>
-        <w:t xml:space="preserve">En un censo preliminar de 460 personas, el 35% de estas tiene vivienda propia. Se va a aumentar el censo preliminar hasta completar un población final de 1200 personas, de manera que, en este población final, el porcentaje de personas que tengan vivienda propia en sus hogares sea del 40%.</w:t>
-      </w:r>
-    </w:p>
-    <w:p>
-      <w:pPr>
-        <w:numPr>
-          <w:ilvl w:val="0"/>
-          <w:numId w:val="1000"/>
-        </w:numPr>
-      </w:pPr>
-      <w:r>
-        <w:t xml:space="preserve">Es necesario saber cuántas de las personas que ingresan nuevas deben tener vivienda propia, y, Para realizar este procedimiento, se se proponen los siguientes operaciones:</w:t>
+        <w:t xml:space="preserve">En un grupo control de 380 personas, el 15% de estas tiene energía solar. Se va a incrementar el grupo control hasta completar un nuevo grupo de 600 personas, de manera que, en este nuevo grupo, el porcentaje de personas que tengan energía solar en sus hogares sea del 50%.</w:t>
+      </w:r>
+    </w:p>
+    <w:p>
+      <w:pPr>
+        <w:numPr>
+          <w:ilvl w:val="0"/>
+          <w:numId w:val="1000"/>
+        </w:numPr>
+      </w:pPr>
+      <w:r>
+        <w:t xml:space="preserve">Es necesario saber cuántas de las personas que ingresan nuevas deben tener energía solar, y, Para lograrlo, se se especifican los siguientes fases:</w:t>
       </w:r>
     </w:p>
     <w:p>
@@ -666,7 +666,7 @@
         </w:numPr>
       </w:pPr>
       <w:r>
-        <w:t xml:space="preserve">Hallar el 35% del número de personas del censo preliminar.</w:t>
+        <w:t xml:space="preserve">Hallar el 15% del número de personas del grupo control.</w:t>
       </w:r>
     </w:p>
     <w:p>
@@ -688,7 +688,7 @@
         </w:numPr>
       </w:pPr>
       <w:r>
-        <w:t xml:space="preserve">Hallar el 40% del número de personas del población final de 1200 personas.</w:t>
+        <w:t xml:space="preserve">Hallar el 50% del número de personas del nuevo grupo de 600 personas.</w:t>
       </w:r>
     </w:p>
     <w:p>
@@ -732,7 +732,7 @@
         </w:numPr>
       </w:pPr>
       <w:r>
-        <w:t xml:space="preserve">3</w:t>
+        <w:t xml:space="preserve">243</w:t>
       </w:r>
     </w:p>
     <w:p>
@@ -743,7 +743,7 @@
         </w:numPr>
       </w:pPr>
       <w:r>
-        <w:t xml:space="preserve">641</w:t>
+        <w:t xml:space="preserve">190</w:t>
       </w:r>
     </w:p>
     <w:p>
@@ -754,7 +754,7 @@
         </w:numPr>
       </w:pPr>
       <w:r>
-        <w:t xml:space="preserve">184</w:t>
+        <w:t xml:space="preserve">5</w:t>
       </w:r>
     </w:p>
     <w:p>
@@ -765,7 +765,7 @@
         </w:numPr>
       </w:pPr>
       <w:r>
-        <w:t xml:space="preserve">319</w:t>
+        <w:t xml:space="preserve">210</w:t>
       </w:r>
     </w:p>
     <w:p>
@@ -796,7 +796,7 @@
           <w:b/>
           <w:bCs/>
         </w:rPr>
-        <w:t xml:space="preserve">319</w:t>
+        <w:t xml:space="preserve">243</w:t>
       </w:r>
       <w:r>
         <w:t xml:space="preserve">.</w:t>
@@ -828,7 +828,7 @@
         <w:t xml:space="preserve">Paso 1</w:t>
       </w:r>
       <w:r>
-        <w:t xml:space="preserve">: Hallar el 35% del número de personas del censo preliminar.</w:t>
+        <w:t xml:space="preserve">: Hallar el 15% del número de personas del grupo control.</w:t>
       </w:r>
     </w:p>
     <w:p>
@@ -840,7 +840,7 @@
       </w:pPr>
       <m:oMath>
         <m:r>
-          <m:t>35</m:t>
+          <m:t>15</m:t>
         </m:r>
         <m:r>
           <m:rPr>
@@ -856,7 +856,7 @@
           <m:t> de </m:t>
         </m:r>
         <m:r>
-          <m:t>460</m:t>
+          <m:t>380</m:t>
         </m:r>
         <m:r>
           <m:rPr>
@@ -870,7 +870,7 @@
           </m:fPr>
           <m:num>
             <m:r>
-              <m:t>35</m:t>
+              <m:t>15</m:t>
             </m:r>
           </m:num>
           <m:den>
@@ -886,7 +886,7 @@
           <m:t>×</m:t>
         </m:r>
         <m:r>
-          <m:t>460</m:t>
+          <m:t>380</m:t>
         </m:r>
         <m:r>
           <m:rPr>
@@ -895,7 +895,7 @@
           <m:t>=</m:t>
         </m:r>
         <m:r>
-          <m:t>161</m:t>
+          <m:t>57</m:t>
         </m:r>
       </m:oMath>
     </w:p>
@@ -914,7 +914,7 @@
         <w:t xml:space="preserve">Paso 2</w:t>
       </w:r>
       <w:r>
-        <w:t xml:space="preserve">: Hallar el 40% del número de personas del población final de 1200 personas.</w:t>
+        <w:t xml:space="preserve">: Hallar el 50% del número de personas del nuevo grupo de 600 personas.</w:t>
       </w:r>
     </w:p>
     <w:p>
@@ -926,7 +926,7 @@
       </w:pPr>
       <m:oMath>
         <m:r>
-          <m:t>40</m:t>
+          <m:t>50</m:t>
         </m:r>
         <m:r>
           <m:rPr>
@@ -942,7 +942,7 @@
           <m:t> de </m:t>
         </m:r>
         <m:r>
-          <m:t>1200</m:t>
+          <m:t>600</m:t>
         </m:r>
         <m:r>
           <m:rPr>
@@ -956,7 +956,7 @@
           </m:fPr>
           <m:num>
             <m:r>
-              <m:t>40</m:t>
+              <m:t>50</m:t>
             </m:r>
           </m:num>
           <m:den>
@@ -972,7 +972,7 @@
           <m:t>×</m:t>
         </m:r>
         <m:r>
-          <m:t>1200</m:t>
+          <m:t>600</m:t>
         </m:r>
         <m:r>
           <m:rPr>
@@ -981,7 +981,7 @@
           <m:t>=</m:t>
         </m:r>
         <m:r>
-          <m:t>480</m:t>
+          <m:t>300</m:t>
         </m:r>
       </m:oMath>
     </w:p>
@@ -1012,7 +1012,7 @@
       </w:pPr>
       <m:oMath>
         <m:r>
-          <m:t>480</m:t>
+          <m:t>300</m:t>
         </m:r>
         <m:r>
           <m:rPr>
@@ -1021,7 +1021,7 @@
           <m:t>−</m:t>
         </m:r>
         <m:r>
-          <m:t>161</m:t>
+          <m:t>57</m:t>
         </m:r>
         <m:r>
           <m:rPr>
@@ -1030,7 +1030,7 @@
           <m:t>=</m:t>
         </m:r>
         <m:r>
-          <m:t>319</m:t>
+          <m:t>243</m:t>
         </m:r>
       </m:oMath>
     </w:p>
@@ -1042,7 +1042,7 @@
         </w:numPr>
       </w:pPr>
       <w:r>
-        <w:t xml:space="preserve">Por lo tanto, se necesitan 319 personas nuevas que tengan vivienda propia.</w:t>
+        <w:t xml:space="preserve">Por lo tanto, se necesitan 243 personas nuevas que tengan energía solar.</w:t>
       </w:r>
     </w:p>
     <w:p>
@@ -1071,7 +1071,7 @@
         </w:numPr>
       </w:pPr>
       <w:r>
-        <w:t xml:space="preserve">En el censo preliminar inicial, hay 161 personas con vivienda propia (35% de 460).</w:t>
+        <w:t xml:space="preserve">En el grupo control inicial, hay 57 personas con energía solar (15% de 380).</w:t>
       </w:r>
     </w:p>
     <w:p>
@@ -1082,7 +1082,7 @@
         </w:numPr>
       </w:pPr>
       <w:r>
-        <w:t xml:space="preserve">El número total de personas nuevas es 740.</w:t>
+        <w:t xml:space="preserve">El número total de personas nuevas es 220.</w:t>
       </w:r>
     </w:p>
     <w:p>
@@ -1093,7 +1093,7 @@
         </w:numPr>
       </w:pPr>
       <w:r>
-        <w:t xml:space="preserve">De estas personas nuevas, 319 deben tener vivienda propia.</w:t>
+        <w:t xml:space="preserve">De estas personas nuevas, 243 deben tener energía solar.</w:t>
       </w:r>
     </w:p>
     <w:p>
@@ -1104,7 +1104,7 @@
         </w:numPr>
       </w:pPr>
       <w:r>
-        <w:t xml:space="preserve">Al final, habrá 161 + 319 = 480 personas con vivienda propia (40% de 1200).</w:t>
+        <w:t xml:space="preserve">Al final, habrá 57 + 243 = 300 personas con energía solar (50% de 600).</w:t>
       </w:r>
     </w:p>
     <w:p>
@@ -1115,6 +1115,17 @@
         </w:numPr>
       </w:pPr>
       <w:r>
+        <w:t xml:space="preserve">Verdadero</w:t>
+      </w:r>
+    </w:p>
+    <w:p>
+      <w:pPr>
+        <w:numPr>
+          <w:ilvl w:val="1"/>
+          <w:numId w:val="1007"/>
+        </w:numPr>
+      </w:pPr>
+      <w:r>
         <w:t xml:space="preserve">Falso</w:t>
       </w:r>
     </w:p>
@@ -1138,17 +1149,6 @@
       </w:pPr>
       <w:r>
         <w:t xml:space="preserve">Falso</w:t>
-      </w:r>
-    </w:p>
-    <w:p>
-      <w:pPr>
-        <w:numPr>
-          <w:ilvl w:val="1"/>
-          <w:numId w:val="1007"/>
-        </w:numPr>
-      </w:pPr>
-      <w:r>
-        <w:t xml:space="preserve">Verdadero</w:t>
       </w:r>
     </w:p>
     <w:p>
@@ -1169,18 +1169,18 @@
         <w:br/>
       </w:r>
       <w:r>
-        <w:t xml:space="preserve">En un muestra preliminar de 360 personas, el 35% de estas tiene acceso a agua potable. Se va a extender el muestra preliminar hasta completar un muestra completa de 700 personas, de manera que, en este muestra completa, el porcentaje de personas que tengan acceso a agua potable en sus hogares sea del 40%.</w:t>
-      </w:r>
-    </w:p>
-    <w:p>
-      <w:pPr>
-        <w:numPr>
-          <w:ilvl w:val="0"/>
-          <w:numId w:val="1000"/>
-        </w:numPr>
-      </w:pPr>
-      <w:r>
-        <w:t xml:space="preserve">Es necesario saber cuántas de las personas que ingresan nuevas deben tener acceso a agua potable, y, Para ejecutar este plan, se se definen los siguientes secuencias:</w:t>
+        <w:t xml:space="preserve">En un muestra preliminar de 440 personas, el 30% de estas tiene vivienda propia. Se va a incrementar el muestra preliminar hasta completar un población final de 1300 personas, de manera que, en este población final, el porcentaje de personas que tengan vivienda propia en sus hogares sea del 45%.</w:t>
+      </w:r>
+    </w:p>
+    <w:p>
+      <w:pPr>
+        <w:numPr>
+          <w:ilvl w:val="0"/>
+          <w:numId w:val="1000"/>
+        </w:numPr>
+      </w:pPr>
+      <w:r>
+        <w:t xml:space="preserve">Es necesario saber cuántas de las personas que ingresan nuevas deben tener vivienda propia, y, Como parte del proceso, se se plantean los siguientes etapas:</w:t>
       </w:r>
     </w:p>
     <w:p>
@@ -1224,7 +1224,7 @@
         </w:numPr>
       </w:pPr>
       <w:r>
-        <w:t xml:space="preserve">Hallar el 35% del número de personas del muestra preliminar.</w:t>
+        <w:t xml:space="preserve">Hallar el 30% del número de personas del muestra preliminar.</w:t>
       </w:r>
     </w:p>
     <w:p>
@@ -1246,7 +1246,7 @@
         </w:numPr>
       </w:pPr>
       <w:r>
-        <w:t xml:space="preserve">Hallar el 40% del número de personas del muestra completa de 700 personas.</w:t>
+        <w:t xml:space="preserve">Hallar el 45% del número de personas del población final de 1300 personas.</w:t>
       </w:r>
     </w:p>
     <w:p>
@@ -1290,7 +1290,7 @@
         </w:numPr>
       </w:pPr>
       <w:r>
-        <w:t xml:space="preserve">2</w:t>
+        <w:t xml:space="preserve">4</w:t>
       </w:r>
     </w:p>
     <w:p>
@@ -1301,7 +1301,7 @@
         </w:numPr>
       </w:pPr>
       <w:r>
-        <w:t xml:space="preserve">406</w:t>
+        <w:t xml:space="preserve">717</w:t>
       </w:r>
     </w:p>
     <w:p>
@@ -1312,7 +1312,7 @@
         </w:numPr>
       </w:pPr>
       <w:r>
-        <w:t xml:space="preserve">144</w:t>
+        <w:t xml:space="preserve">453</w:t>
       </w:r>
     </w:p>
     <w:p>
@@ -1323,7 +1323,7 @@
         </w:numPr>
       </w:pPr>
       <w:r>
-        <w:t xml:space="preserve">154</w:t>
+        <w:t xml:space="preserve">198</w:t>
       </w:r>
     </w:p>
     <w:p>
@@ -1354,7 +1354,7 @@
           <w:b/>
           <w:bCs/>
         </w:rPr>
-        <w:t xml:space="preserve">154</w:t>
+        <w:t xml:space="preserve">453</w:t>
       </w:r>
       <w:r>
         <w:t xml:space="preserve">.</w:t>
@@ -1386,7 +1386,7 @@
         <w:t xml:space="preserve">Paso 1</w:t>
       </w:r>
       <w:r>
-        <w:t xml:space="preserve">: Hallar el 35% del número de personas del muestra preliminar.</w:t>
+        <w:t xml:space="preserve">: Hallar el 30% del número de personas del muestra preliminar.</w:t>
       </w:r>
     </w:p>
     <w:p>
@@ -1398,7 +1398,7 @@
       </w:pPr>
       <m:oMath>
         <m:r>
-          <m:t>35</m:t>
+          <m:t>30</m:t>
         </m:r>
         <m:r>
           <m:rPr>
@@ -1414,7 +1414,7 @@
           <m:t> de </m:t>
         </m:r>
         <m:r>
-          <m:t>360</m:t>
+          <m:t>440</m:t>
         </m:r>
         <m:r>
           <m:rPr>
@@ -1428,7 +1428,7 @@
           </m:fPr>
           <m:num>
             <m:r>
-              <m:t>35</m:t>
+              <m:t>30</m:t>
             </m:r>
           </m:num>
           <m:den>
@@ -1444,7 +1444,7 @@
           <m:t>×</m:t>
         </m:r>
         <m:r>
-          <m:t>360</m:t>
+          <m:t>440</m:t>
         </m:r>
         <m:r>
           <m:rPr>
@@ -1453,7 +1453,7 @@
           <m:t>=</m:t>
         </m:r>
         <m:r>
-          <m:t>126</m:t>
+          <m:t>132</m:t>
         </m:r>
       </m:oMath>
     </w:p>
@@ -1472,7 +1472,7 @@
         <w:t xml:space="preserve">Paso 2</w:t>
       </w:r>
       <w:r>
-        <w:t xml:space="preserve">: Hallar el 40% del número de personas del muestra completa de 700 personas.</w:t>
+        <w:t xml:space="preserve">: Hallar el 45% del número de personas del población final de 1300 personas.</w:t>
       </w:r>
     </w:p>
     <w:p>
@@ -1484,7 +1484,7 @@
       </w:pPr>
       <m:oMath>
         <m:r>
-          <m:t>40</m:t>
+          <m:t>45</m:t>
         </m:r>
         <m:r>
           <m:rPr>
@@ -1500,7 +1500,7 @@
           <m:t> de </m:t>
         </m:r>
         <m:r>
-          <m:t>700</m:t>
+          <m:t>1300</m:t>
         </m:r>
         <m:r>
           <m:rPr>
@@ -1514,7 +1514,7 @@
           </m:fPr>
           <m:num>
             <m:r>
-              <m:t>40</m:t>
+              <m:t>45</m:t>
             </m:r>
           </m:num>
           <m:den>
@@ -1530,7 +1530,7 @@
           <m:t>×</m:t>
         </m:r>
         <m:r>
-          <m:t>700</m:t>
+          <m:t>1300</m:t>
         </m:r>
         <m:r>
           <m:rPr>
@@ -1539,7 +1539,7 @@
           <m:t>=</m:t>
         </m:r>
         <m:r>
-          <m:t>280</m:t>
+          <m:t>585</m:t>
         </m:r>
       </m:oMath>
     </w:p>
@@ -1570,7 +1570,7 @@
       </w:pPr>
       <m:oMath>
         <m:r>
-          <m:t>280</m:t>
+          <m:t>585</m:t>
         </m:r>
         <m:r>
           <m:rPr>
@@ -1579,7 +1579,7 @@
           <m:t>−</m:t>
         </m:r>
         <m:r>
-          <m:t>126</m:t>
+          <m:t>132</m:t>
         </m:r>
         <m:r>
           <m:rPr>
@@ -1588,7 +1588,7 @@
           <m:t>=</m:t>
         </m:r>
         <m:r>
-          <m:t>154</m:t>
+          <m:t>453</m:t>
         </m:r>
       </m:oMath>
     </w:p>
@@ -1600,7 +1600,7 @@
         </w:numPr>
       </w:pPr>
       <w:r>
-        <w:t xml:space="preserve">Por lo tanto, se necesitan 154 personas nuevas que tengan acceso a agua potable.</w:t>
+        <w:t xml:space="preserve">Por lo tanto, se necesitan 453 personas nuevas que tengan vivienda propia.</w:t>
       </w:r>
     </w:p>
     <w:p>
@@ -1629,7 +1629,7 @@
         </w:numPr>
       </w:pPr>
       <w:r>
-        <w:t xml:space="preserve">En el muestra preliminar inicial, hay 126 personas con acceso a agua potable (35% de 360).</w:t>
+        <w:t xml:space="preserve">En el muestra preliminar inicial, hay 132 personas con vivienda propia (30% de 440).</w:t>
       </w:r>
     </w:p>
     <w:p>
@@ -1640,7 +1640,7 @@
         </w:numPr>
       </w:pPr>
       <w:r>
-        <w:t xml:space="preserve">El número total de personas nuevas es 340.</w:t>
+        <w:t xml:space="preserve">El número total de personas nuevas es 860.</w:t>
       </w:r>
     </w:p>
     <w:p>
@@ -1651,7 +1651,7 @@
         </w:numPr>
       </w:pPr>
       <w:r>
-        <w:t xml:space="preserve">De estas personas nuevas, 154 deben tener acceso a agua potable.</w:t>
+        <w:t xml:space="preserve">De estas personas nuevas, 453 deben tener vivienda propia.</w:t>
       </w:r>
     </w:p>
     <w:p>
@@ -1662,7 +1662,7 @@
         </w:numPr>
       </w:pPr>
       <w:r>
-        <w:t xml:space="preserve">Al final, habrá 126 + 154 = 280 personas con acceso a agua potable (40% de 700).</w:t>
+        <w:t xml:space="preserve">Al final, habrá 132 + 453 = 585 personas con vivienda propia (45% de 1300).</w:t>
       </w:r>
     </w:p>
     <w:p>
@@ -1695,18 +1695,18 @@
         </w:numPr>
       </w:pPr>
       <w:r>
+        <w:t xml:space="preserve">Verdadero</w:t>
+      </w:r>
+    </w:p>
+    <w:p>
+      <w:pPr>
+        <w:numPr>
+          <w:ilvl w:val="1"/>
+          <w:numId w:val="1010"/>
+        </w:numPr>
+      </w:pPr>
+      <w:r>
         <w:t xml:space="preserve">Falso</w:t>
-      </w:r>
-    </w:p>
-    <w:p>
-      <w:pPr>
-        <w:numPr>
-          <w:ilvl w:val="1"/>
-          <w:numId w:val="1010"/>
-        </w:numPr>
-      </w:pPr>
-      <w:r>
-        <w:t xml:space="preserve">Verdadero</w:t>
       </w:r>
     </w:p>
     <w:bookmarkEnd w:id="20"/>
